--- a/Тексты для перевода/Норникель_тексты_Глава_4.docx
+++ b/Тексты для перевода/Норникель_тексты_Глава_4.docx
@@ -199,7 +199,7 @@
         <w:spacing w:after="120"/>
       </w:pPr>
       <w:r>
-        <w:t xml:space="preserve">Борьба с изменением климата — это часть более широкой глобальной задачи по достижению устойчивого развития. Эта концепция основана на трёх компонентах — экономическом росте, социальном благополучии и экологической безопасности — и проблема изменения климата напрямую влияет на каждый из них.</w:t>
+        <w:t xml:space="preserve">Борьба с изменением климата — это часть более широкой глобальной задачи по достижению устойчивого развития. Эта концепция основана на трёх компонентах — экономическом росте, социальном благополучии и экологической безопасности, — и проблема изменения климата напрямую влияет на каждый из них.</w:t>
       </w:r>
     </w:p>
     <w:p>
@@ -424,7 +424,7 @@
         <w:spacing w:after="120"/>
       </w:pPr>
       <w:r>
-        <w:t xml:space="preserve">Для этого каждая страна самостоятельно определяет и представляет свои долгосрочные цели по снижению выбросов до 2030 года — так называемые «определяемые на национальном уровне вклады» (ОНУВ), и обновляет их раз в 5 лет. Кроме того, страны должны разрабатывать долгосрочные стратегии низкоуглеродного развития и планы по адаптации к уже неизбежным последствиям изменения климата.</w:t>
+        <w:t xml:space="preserve">Для этого каждая страна самостоятельно определяет и представляет свои долгосрочные цели по снижению выбросов до 2030 года — так называемые «определяемые на национальном уровне вклады» (ОНУВ) — и обновляет их раз в 5 лет. Кроме того, страны должны разрабатывать долгосрочные стратегии низкоуглеродного развития и планы по адаптации к уже неизбежным последствиям изменения климата.</w:t>
       </w:r>
     </w:p>
     <w:p>
@@ -1074,7 +1074,7 @@
         <w:spacing w:after="120"/>
       </w:pPr>
       <w:r>
-        <w:t xml:space="preserve">В области внедрили 100% раздельный сбор отходов. К концу 2024 года долю сортировки мусора на полигонах увеличили до 38%. Мощность новых и реконструированных очистных сооружений составила 1 млн куб. м в год.</w:t>
+        <w:t xml:space="preserve">В области внедрили 100%-ный раздельный сбор отходов. К концу 2024 года долю сортировки мусора на полигонах увеличили до 38%. Мощность новых и реконструированных очистных сооружений составила 1 млн куб. м в год.</w:t>
       </w:r>
     </w:p>
     <w:p>
@@ -1147,6 +1147,94 @@
       </w:pPr>
       <w:r>
         <w:t xml:space="preserve">Как мы можем замедлить изменение климата</w:t>
+      </w:r>
+    </w:p>
+    <w:p>
+      <w:pPr>
+        <w:pStyle w:val="Heading2"/>
+      </w:pPr>
+      <w:r>
+        <w:t xml:space="preserve">Интерактивные элементы</w:t>
+      </w:r>
+    </w:p>
+    <w:p>
+      <w:pPr>
+        <w:pStyle w:val="Heading3"/>
+      </w:pPr>
+      <w:r>
+        <w:t xml:space="preserve">График «Ключевые выводы МГЭИК с 1990 года» — подсказки при наведении</w:t>
+      </w:r>
+    </w:p>
+    <w:p>
+      <w:r>
+        <w:rPr>
+          <w:b/>
+          <w:bCs/>
+        </w:rPr>
+        <w:t xml:space="preserve">1-й доклад МГЭИК: </w:t>
+      </w:r>
+      <w:r>
+        <w:t xml:space="preserve">«Выбросы в результате деятельности человека существенно увеличивают концентрацию парниковых газов в атмосфере. Это приведёт к дополнительному потеплению поверхности Земли».</w:t>
+      </w:r>
+    </w:p>
+    <w:p>
+      <w:r>
+        <w:rPr>
+          <w:b/>
+          <w:bCs/>
+        </w:rPr>
+        <w:t xml:space="preserve">2-й доклад МГЭИК: </w:t>
+      </w:r>
+      <w:r>
+        <w:t xml:space="preserve">«Концентрации парниковых газов в атмосфере значительно возросли. Эти тенденции в значительной мере объясняются деятельностью человека».</w:t>
+      </w:r>
+    </w:p>
+    <w:p>
+      <w:r>
+        <w:rPr>
+          <w:b/>
+          <w:bCs/>
+        </w:rPr>
+        <w:t xml:space="preserve">3-й доклад МГЭИК: </w:t>
+      </w:r>
+      <w:r>
+        <w:t xml:space="preserve">«Появились новые и более убедительные доказательства того, что большая часть потепления за последние 50 лет связана с деятельностью человека».</w:t>
+      </w:r>
+    </w:p>
+    <w:p>
+      <w:r>
+        <w:rPr>
+          <w:b/>
+          <w:bCs/>
+        </w:rPr>
+        <w:t xml:space="preserve">4-й доклад МГЭИК: </w:t>
+      </w:r>
+      <w:r>
+        <w:t xml:space="preserve">«Потепление климатической системы неоспоримо. Большая часть роста глобальной температуры с середины XX века весьма вероятно обусловлена антропогенным увеличением концентраций парниковых газов».</w:t>
+      </w:r>
+    </w:p>
+    <w:p>
+      <w:r>
+        <w:rPr>
+          <w:b/>
+          <w:bCs/>
+        </w:rPr>
+        <w:t xml:space="preserve">5-й доклад МГЭИК: </w:t>
+      </w:r>
+      <w:r>
+        <w:t xml:space="preserve">«Влияние человека на климатическую систему очевидно, а последние антропогенные выбросы парниковых газов являются наибольшими в истории».</w:t>
+      </w:r>
+    </w:p>
+    <w:p>
+      <w:r>
+        <w:rPr>
+          <w:b/>
+          <w:bCs/>
+        </w:rPr>
+        <w:t xml:space="preserve">6-й доклад МГЭИК: </w:t>
+      </w:r>
+      <w:r>
+        <w:t xml:space="preserve">«Однозначно, что влияние человека привело к потеплению атмосферы, океана и суши».</w:t>
       </w:r>
     </w:p>
     <w:p>
